--- a/FINAL_REPORT.docx
+++ b/FINAL_REPORT.docx
@@ -2112,6 +2112,244 @@
               <w:rPr>
                 <w:sz w:val="18"/>
               </w:rPr>
+              <w:t>cascading_failure</w:t>
+            </w:r>
+          </w:p>
+        </w:tc>
+        <w:tc>
+          <w:tcPr>
+            <w:tcW w:type="dxa" w:w="893"/>
+          </w:tcPr>
+          <w:p>
+            <w:r>
+              <w:rPr>
+                <w:sz w:val="18"/>
+              </w:rPr>
+              <w:t>58.0</w:t>
+            </w:r>
+          </w:p>
+        </w:tc>
+        <w:tc>
+          <w:tcPr>
+            <w:tcW w:type="dxa" w:w="893"/>
+          </w:tcPr>
+          <w:p>
+            <w:r>
+              <w:rPr>
+                <w:sz w:val="18"/>
+              </w:rPr>
+              <w:t>58.4</w:t>
+            </w:r>
+          </w:p>
+        </w:tc>
+        <w:tc>
+          <w:tcPr>
+            <w:tcW w:type="dxa" w:w="893"/>
+          </w:tcPr>
+          <w:p>
+            <w:r>
+              <w:rPr>
+                <w:sz w:val="18"/>
+              </w:rPr>
+              <w:t>57.9</w:t>
+            </w:r>
+          </w:p>
+        </w:tc>
+        <w:tc>
+          <w:tcPr>
+            <w:tcW w:type="dxa" w:w="893"/>
+          </w:tcPr>
+          <w:p>
+            <w:r>
+              <w:rPr>
+                <w:sz w:val="18"/>
+              </w:rPr>
+              <w:t>93.3</w:t>
+            </w:r>
+          </w:p>
+        </w:tc>
+        <w:tc>
+          <w:tcPr>
+            <w:tcW w:type="dxa" w:w="893"/>
+          </w:tcPr>
+          <w:p>
+            <w:r>
+              <w:rPr>
+                <w:sz w:val="18"/>
+              </w:rPr>
+              <w:t>57.7</w:t>
+            </w:r>
+          </w:p>
+        </w:tc>
+        <w:tc>
+          <w:tcPr>
+            <w:tcW w:type="dxa" w:w="893"/>
+          </w:tcPr>
+          <w:p>
+            <w:r>
+              <w:rPr>
+                <w:sz w:val="18"/>
+              </w:rPr>
+              <w:t>57.7 †</w:t>
+            </w:r>
+          </w:p>
+        </w:tc>
+        <w:tc>
+          <w:tcPr>
+            <w:tcW w:type="dxa" w:w="893"/>
+          </w:tcPr>
+          <w:p>
+            <w:r>
+              <w:rPr>
+                <w:sz w:val="18"/>
+              </w:rPr>
+              <w:t>92.2</w:t>
+            </w:r>
+          </w:p>
+        </w:tc>
+        <w:tc>
+          <w:tcPr>
+            <w:tcW w:type="dxa" w:w="893"/>
+          </w:tcPr>
+          <w:p>
+            <w:r>
+              <w:rPr>
+                <w:sz w:val="18"/>
+              </w:rPr>
+              <w:t>85.6</w:t>
+            </w:r>
+          </w:p>
+        </w:tc>
+      </w:tr>
+      <w:tr>
+        <w:tc>
+          <w:tcPr>
+            <w:tcW w:type="dxa" w:w="2160"/>
+          </w:tcPr>
+          <w:p>
+            <w:r>
+              <w:rPr>
+                <w:sz w:val="18"/>
+              </w:rPr>
+              <w:t>congestion_bursts</w:t>
+            </w:r>
+          </w:p>
+        </w:tc>
+        <w:tc>
+          <w:tcPr>
+            <w:tcW w:type="dxa" w:w="893"/>
+          </w:tcPr>
+          <w:p>
+            <w:r>
+              <w:rPr>
+                <w:sz w:val="18"/>
+              </w:rPr>
+              <w:t>58.0</w:t>
+            </w:r>
+          </w:p>
+        </w:tc>
+        <w:tc>
+          <w:tcPr>
+            <w:tcW w:type="dxa" w:w="893"/>
+          </w:tcPr>
+          <w:p>
+            <w:r>
+              <w:rPr>
+                <w:sz w:val="18"/>
+              </w:rPr>
+              <w:t>58.5</w:t>
+            </w:r>
+          </w:p>
+        </w:tc>
+        <w:tc>
+          <w:tcPr>
+            <w:tcW w:type="dxa" w:w="893"/>
+          </w:tcPr>
+          <w:p>
+            <w:r>
+              <w:rPr>
+                <w:sz w:val="18"/>
+              </w:rPr>
+              <w:t>57.9</w:t>
+            </w:r>
+          </w:p>
+        </w:tc>
+        <w:tc>
+          <w:tcPr>
+            <w:tcW w:type="dxa" w:w="893"/>
+          </w:tcPr>
+          <w:p>
+            <w:r>
+              <w:rPr>
+                <w:sz w:val="18"/>
+              </w:rPr>
+              <w:t>93.5</w:t>
+            </w:r>
+          </w:p>
+        </w:tc>
+        <w:tc>
+          <w:tcPr>
+            <w:tcW w:type="dxa" w:w="893"/>
+          </w:tcPr>
+          <w:p>
+            <w:r>
+              <w:rPr>
+                <w:sz w:val="18"/>
+              </w:rPr>
+              <w:t>58.0</w:t>
+            </w:r>
+          </w:p>
+        </w:tc>
+        <w:tc>
+          <w:tcPr>
+            <w:tcW w:type="dxa" w:w="893"/>
+          </w:tcPr>
+          <w:p>
+            <w:r>
+              <w:rPr>
+                <w:sz w:val="18"/>
+              </w:rPr>
+              <w:t>58.1</w:t>
+            </w:r>
+          </w:p>
+        </w:tc>
+        <w:tc>
+          <w:tcPr>
+            <w:tcW w:type="dxa" w:w="893"/>
+          </w:tcPr>
+          <w:p>
+            <w:r>
+              <w:rPr>
+                <w:sz w:val="18"/>
+              </w:rPr>
+              <w:t>93.1</w:t>
+            </w:r>
+          </w:p>
+        </w:tc>
+        <w:tc>
+          <w:tcPr>
+            <w:tcW w:type="dxa" w:w="893"/>
+          </w:tcPr>
+          <w:p>
+            <w:r>
+              <w:rPr>
+                <w:sz w:val="18"/>
+              </w:rPr>
+              <w:t>86.3</w:t>
+            </w:r>
+          </w:p>
+        </w:tc>
+      </w:tr>
+      <w:tr>
+        <w:tc>
+          <w:tcPr>
+            <w:tcW w:type="dxa" w:w="2160"/>
+          </w:tcPr>
+          <w:p>
+            <w:r>
+              <w:rPr>
+                <w:sz w:val="18"/>
+              </w:rPr>
               <w:t>high_congestion</w:t>
             </w:r>
           </w:p>
@@ -2231,6 +2469,125 @@
               <w:rPr>
                 <w:sz w:val="18"/>
               </w:rPr>
+              <w:t>large_topology_100_nodes</w:t>
+            </w:r>
+          </w:p>
+        </w:tc>
+        <w:tc>
+          <w:tcPr>
+            <w:tcW w:type="dxa" w:w="893"/>
+          </w:tcPr>
+          <w:p>
+            <w:r>
+              <w:rPr>
+                <w:sz w:val="18"/>
+              </w:rPr>
+              <w:t>82.1</w:t>
+            </w:r>
+          </w:p>
+        </w:tc>
+        <w:tc>
+          <w:tcPr>
+            <w:tcW w:type="dxa" w:w="893"/>
+          </w:tcPr>
+          <w:p>
+            <w:r>
+              <w:rPr>
+                <w:sz w:val="18"/>
+              </w:rPr>
+              <w:t>83.9</w:t>
+            </w:r>
+          </w:p>
+        </w:tc>
+        <w:tc>
+          <w:tcPr>
+            <w:tcW w:type="dxa" w:w="893"/>
+          </w:tcPr>
+          <w:p>
+            <w:r>
+              <w:rPr>
+                <w:sz w:val="18"/>
+              </w:rPr>
+              <w:t>82.4</w:t>
+            </w:r>
+          </w:p>
+        </w:tc>
+        <w:tc>
+          <w:tcPr>
+            <w:tcW w:type="dxa" w:w="893"/>
+          </w:tcPr>
+          <w:p>
+            <w:r>
+              <w:rPr>
+                <w:sz w:val="18"/>
+              </w:rPr>
+              <w:t>161.6</w:t>
+            </w:r>
+          </w:p>
+        </w:tc>
+        <w:tc>
+          <w:tcPr>
+            <w:tcW w:type="dxa" w:w="893"/>
+          </w:tcPr>
+          <w:p>
+            <w:r>
+              <w:rPr>
+                <w:sz w:val="18"/>
+              </w:rPr>
+              <w:t>82.4</w:t>
+            </w:r>
+          </w:p>
+        </w:tc>
+        <w:tc>
+          <w:tcPr>
+            <w:tcW w:type="dxa" w:w="893"/>
+          </w:tcPr>
+          <w:p>
+            <w:r>
+              <w:rPr>
+                <w:sz w:val="18"/>
+              </w:rPr>
+              <w:t>83.0 †</w:t>
+            </w:r>
+          </w:p>
+        </w:tc>
+        <w:tc>
+          <w:tcPr>
+            <w:tcW w:type="dxa" w:w="893"/>
+          </w:tcPr>
+          <w:p>
+            <w:r>
+              <w:rPr>
+                <w:sz w:val="18"/>
+              </w:rPr>
+              <w:t>150.2</w:t>
+            </w:r>
+          </w:p>
+        </w:tc>
+        <w:tc>
+          <w:tcPr>
+            <w:tcW w:type="dxa" w:w="893"/>
+          </w:tcPr>
+          <w:p>
+            <w:r>
+              <w:rPr>
+                <w:sz w:val="18"/>
+              </w:rPr>
+              <w:t>102.9</w:t>
+            </w:r>
+          </w:p>
+        </w:tc>
+      </w:tr>
+      <w:tr>
+        <w:tc>
+          <w:tcPr>
+            <w:tcW w:type="dxa" w:w="2160"/>
+          </w:tcPr>
+          <w:p>
+            <w:r>
+              <w:rPr>
+                <w:sz w:val="18"/>
+              </w:rPr>
               <w:t>link_failures_persistent</w:t>
             </w:r>
           </w:p>
@@ -2309,7 +2666,7 @@
               <w:rPr>
                 <w:sz w:val="18"/>
               </w:rPr>
-              <w:t>63.4</w:t>
+              <w:t>63.4 †</w:t>
             </w:r>
           </w:p>
         </w:tc>
@@ -2459,8 +2816,140 @@
           </w:p>
         </w:tc>
       </w:tr>
+      <w:tr>
+        <w:tc>
+          <w:tcPr>
+            <w:tcW w:type="dxa" w:w="2160"/>
+          </w:tcPr>
+          <w:p>
+            <w:r>
+              <w:rPr>
+                <w:sz w:val="18"/>
+              </w:rPr>
+              <w:t>qos_mixed_traffic</w:t>
+            </w:r>
+          </w:p>
+        </w:tc>
+        <w:tc>
+          <w:tcPr>
+            <w:tcW w:type="dxa" w:w="893"/>
+          </w:tcPr>
+          <w:p>
+            <w:r>
+              <w:rPr>
+                <w:sz w:val="18"/>
+              </w:rPr>
+              <w:t>65.4</w:t>
+            </w:r>
+          </w:p>
+        </w:tc>
+        <w:tc>
+          <w:tcPr>
+            <w:tcW w:type="dxa" w:w="893"/>
+          </w:tcPr>
+          <w:p>
+            <w:r>
+              <w:rPr>
+                <w:sz w:val="18"/>
+              </w:rPr>
+              <w:t>65.8</w:t>
+            </w:r>
+          </w:p>
+        </w:tc>
+        <w:tc>
+          <w:tcPr>
+            <w:tcW w:type="dxa" w:w="893"/>
+          </w:tcPr>
+          <w:p>
+            <w:r>
+              <w:rPr>
+                <w:sz w:val="18"/>
+              </w:rPr>
+              <w:t>66.4</w:t>
+            </w:r>
+          </w:p>
+        </w:tc>
+        <w:tc>
+          <w:tcPr>
+            <w:tcW w:type="dxa" w:w="893"/>
+          </w:tcPr>
+          <w:p>
+            <w:r>
+              <w:rPr>
+                <w:sz w:val="18"/>
+              </w:rPr>
+              <w:t>105.6</w:t>
+            </w:r>
+          </w:p>
+        </w:tc>
+        <w:tc>
+          <w:tcPr>
+            <w:tcW w:type="dxa" w:w="893"/>
+          </w:tcPr>
+          <w:p>
+            <w:r>
+              <w:rPr>
+                <w:sz w:val="18"/>
+              </w:rPr>
+              <w:t>65.3</w:t>
+            </w:r>
+          </w:p>
+        </w:tc>
+        <w:tc>
+          <w:tcPr>
+            <w:tcW w:type="dxa" w:w="893"/>
+          </w:tcPr>
+          <w:p>
+            <w:r>
+              <w:rPr>
+                <w:sz w:val="18"/>
+              </w:rPr>
+              <w:t>69.2</w:t>
+            </w:r>
+          </w:p>
+        </w:tc>
+        <w:tc>
+          <w:tcPr>
+            <w:tcW w:type="dxa" w:w="893"/>
+          </w:tcPr>
+          <w:p>
+            <w:r>
+              <w:rPr>
+                <w:sz w:val="18"/>
+              </w:rPr>
+              <w:t>103.1</w:t>
+            </w:r>
+          </w:p>
+        </w:tc>
+        <w:tc>
+          <w:tcPr>
+            <w:tcW w:type="dxa" w:w="893"/>
+          </w:tcPr>
+          <w:p>
+            <w:r>
+              <w:rPr>
+                <w:sz w:val="18"/>
+              </w:rPr>
+              <w:t>95.5</w:t>
+            </w:r>
+          </w:p>
+        </w:tc>
+      </w:tr>
     </w:tbl>
     <w:p/>
+    <w:p>
+      <w:pPr>
+        <w:jc w:val="center"/>
+      </w:pPr>
+      <w:r>
+        <w:rPr>
+          <w:i/>
+          <w:color w:val="52514E"/>
+          <w:sz w:val="18"/>
+        </w:rPr>
+        <w:t>† More than 20% of this row's decisions came from the heuristic fallback rather than the named model, so the number is not that model's result. The PPO agent's observation is a fixed-width vector sized for one topology, so it cannot run on a 100-node graph or one with links removed; it detects the mismatch and falls back, and says so.</w:t>
+      </w:r>
+    </w:p>
     <w:p>
       <w:pPr>
         <w:pStyle w:val="Heading2"/>
@@ -2469,7 +2958,900 @@
         <w:rPr>
           <w:color w:val="1C5CAB"/>
         </w:rPr>
-        <w:t>4.3 Guardrail warnings emitted by the benchmark</w:t>
+        <w:t>4.3 The QoS regime, where the thesis actually lives</w:t>
+      </w:r>
+    </w:p>
+    <w:p>
+      <w:r>
+        <w:t>Dijkstra is provably optimal for an additive, non-negative cost, so on best-effort traffic no method can beat it and the table above shows exactly that: the top five algorithms are statistically indistinguishable. The qos_mixed_traffic scenario was built to leave that regime — five traffic classes with hard constraints on jitter, loss and bottleneck utilisation, a problem that is NP-hard in general. If a learned router were going to win anywhere, it would win here.</w:t>
+      </w:r>
+    </w:p>
+    <w:p>
+      <w:r>
+        <w:t>The metric is the percentage of decisions whose chosen path satisfied every hard constraint of its traffic class. Read the emergency column, not the overall one: best_effort has no hard constraints, sits at 100% for everyone, and drags the average together. The overall spread is about 15 points; the emergency spread is about 31.</w:t>
+      </w:r>
+    </w:p>
+    <w:tbl>
+      <w:tblPr>
+        <w:tblStyle w:val="LightGrid-Accent1"/>
+        <w:tblW w:type="auto" w:w="0"/>
+        <w:jc w:val="center"/>
+        <w:tblLook w:firstColumn="1" w:firstRow="1" w:lastColumn="0" w:lastRow="0" w:noHBand="0" w:noVBand="1" w:val="04A0"/>
+      </w:tblPr>
+      <w:tblGrid>
+        <w:gridCol w:w="1234"/>
+        <w:gridCol w:w="1234"/>
+        <w:gridCol w:w="1234"/>
+        <w:gridCol w:w="1234"/>
+        <w:gridCol w:w="1234"/>
+        <w:gridCol w:w="1234"/>
+        <w:gridCol w:w="1234"/>
+      </w:tblGrid>
+      <w:tr>
+        <w:tc>
+          <w:tcPr>
+            <w:tcW w:type="dxa" w:w="1872"/>
+          </w:tcPr>
+          <w:p>
+            <w:r>
+              <w:rPr>
+                <w:b/>
+                <w:sz w:val="18"/>
+              </w:rPr>
+              <w:t>Algorithm</w:t>
+            </w:r>
+          </w:p>
+        </w:tc>
+        <w:tc>
+          <w:tcPr>
+            <w:tcW w:type="dxa" w:w="1224"/>
+          </w:tcPr>
+          <w:p>
+            <w:r>
+              <w:rPr>
+                <w:b/>
+                <w:sz w:val="18"/>
+              </w:rPr>
+              <w:t>emergency</w:t>
+            </w:r>
+          </w:p>
+        </w:tc>
+        <w:tc>
+          <w:tcPr>
+            <w:tcW w:type="dxa" w:w="1224"/>
+          </w:tcPr>
+          <w:p>
+            <w:r>
+              <w:rPr>
+                <w:b/>
+                <w:sz w:val="18"/>
+              </w:rPr>
+              <w:t>interact.</w:t>
+            </w:r>
+          </w:p>
+        </w:tc>
+        <w:tc>
+          <w:tcPr>
+            <w:tcW w:type="dxa" w:w="1152"/>
+          </w:tcPr>
+          <w:p>
+            <w:r>
+              <w:rPr>
+                <w:b/>
+                <w:sz w:val="18"/>
+              </w:rPr>
+              <w:t>gaming</w:t>
+            </w:r>
+          </w:p>
+        </w:tc>
+        <w:tc>
+          <w:tcPr>
+            <w:tcW w:type="dxa" w:w="1080"/>
+          </w:tcPr>
+          <w:p>
+            <w:r>
+              <w:rPr>
+                <w:b/>
+                <w:sz w:val="18"/>
+              </w:rPr>
+              <w:t>bulk</w:t>
+            </w:r>
+          </w:p>
+        </w:tc>
+        <w:tc>
+          <w:tcPr>
+            <w:tcW w:type="dxa" w:w="1224"/>
+          </w:tcPr>
+          <w:p>
+            <w:r>
+              <w:rPr>
+                <w:b/>
+                <w:sz w:val="18"/>
+              </w:rPr>
+              <w:t>best-eff.</w:t>
+            </w:r>
+          </w:p>
+        </w:tc>
+        <w:tc>
+          <w:tcPr>
+            <w:tcW w:type="dxa" w:w="1152"/>
+          </w:tcPr>
+          <w:p>
+            <w:r>
+              <w:rPr>
+                <w:b/>
+                <w:sz w:val="18"/>
+              </w:rPr>
+              <w:t>overall</w:t>
+            </w:r>
+          </w:p>
+        </w:tc>
+      </w:tr>
+      <w:tr>
+        <w:tc>
+          <w:tcPr>
+            <w:tcW w:type="dxa" w:w="1872"/>
+          </w:tcPr>
+          <w:p>
+            <w:r>
+              <w:rPr>
+                <w:sz w:val="18"/>
+              </w:rPr>
+              <w:t>dijkstra</w:t>
+            </w:r>
+          </w:p>
+        </w:tc>
+        <w:tc>
+          <w:tcPr>
+            <w:tcW w:type="dxa" w:w="1224"/>
+          </w:tcPr>
+          <w:p>
+            <w:r>
+              <w:rPr>
+                <w:sz w:val="18"/>
+              </w:rPr>
+              <w:t>84.0%</w:t>
+            </w:r>
+          </w:p>
+        </w:tc>
+        <w:tc>
+          <w:tcPr>
+            <w:tcW w:type="dxa" w:w="1224"/>
+          </w:tcPr>
+          <w:p>
+            <w:r>
+              <w:rPr>
+                <w:sz w:val="18"/>
+              </w:rPr>
+              <w:t>92.7%</w:t>
+            </w:r>
+          </w:p>
+        </w:tc>
+        <w:tc>
+          <w:tcPr>
+            <w:tcW w:type="dxa" w:w="1152"/>
+          </w:tcPr>
+          <w:p>
+            <w:r>
+              <w:rPr>
+                <w:sz w:val="18"/>
+              </w:rPr>
+              <w:t>95.1%</w:t>
+            </w:r>
+          </w:p>
+        </w:tc>
+        <w:tc>
+          <w:tcPr>
+            <w:tcW w:type="dxa" w:w="1080"/>
+          </w:tcPr>
+          <w:p>
+            <w:r>
+              <w:rPr>
+                <w:sz w:val="18"/>
+              </w:rPr>
+              <w:t>99.2%</w:t>
+            </w:r>
+          </w:p>
+        </w:tc>
+        <w:tc>
+          <w:tcPr>
+            <w:tcW w:type="dxa" w:w="1224"/>
+          </w:tcPr>
+          <w:p>
+            <w:r>
+              <w:rPr>
+                <w:sz w:val="18"/>
+              </w:rPr>
+              <w:t>100.0%</w:t>
+            </w:r>
+          </w:p>
+        </w:tc>
+        <w:tc>
+          <w:tcPr>
+            <w:tcW w:type="dxa" w:w="1152"/>
+          </w:tcPr>
+          <w:p>
+            <w:r>
+              <w:rPr>
+                <w:sz w:val="18"/>
+              </w:rPr>
+              <w:t>94.2%</w:t>
+            </w:r>
+          </w:p>
+        </w:tc>
+      </w:tr>
+      <w:tr>
+        <w:tc>
+          <w:tcPr>
+            <w:tcW w:type="dxa" w:w="1872"/>
+          </w:tcPr>
+          <w:p>
+            <w:r>
+              <w:rPr>
+                <w:sz w:val="18"/>
+              </w:rPr>
+              <w:t>bellman_ford</w:t>
+            </w:r>
+          </w:p>
+        </w:tc>
+        <w:tc>
+          <w:tcPr>
+            <w:tcW w:type="dxa" w:w="1224"/>
+          </w:tcPr>
+          <w:p>
+            <w:r>
+              <w:rPr>
+                <w:sz w:val="18"/>
+              </w:rPr>
+              <w:t>85.1%</w:t>
+            </w:r>
+          </w:p>
+        </w:tc>
+        <w:tc>
+          <w:tcPr>
+            <w:tcW w:type="dxa" w:w="1224"/>
+          </w:tcPr>
+          <w:p>
+            <w:r>
+              <w:rPr>
+                <w:sz w:val="18"/>
+              </w:rPr>
+              <w:t>90.5%</w:t>
+            </w:r>
+          </w:p>
+        </w:tc>
+        <w:tc>
+          <w:tcPr>
+            <w:tcW w:type="dxa" w:w="1152"/>
+          </w:tcPr>
+          <w:p>
+            <w:r>
+              <w:rPr>
+                <w:sz w:val="18"/>
+              </w:rPr>
+              <w:t>93.1%</w:t>
+            </w:r>
+          </w:p>
+        </w:tc>
+        <w:tc>
+          <w:tcPr>
+            <w:tcW w:type="dxa" w:w="1080"/>
+          </w:tcPr>
+          <w:p>
+            <w:r>
+              <w:rPr>
+                <w:sz w:val="18"/>
+              </w:rPr>
+              <w:t>99.5%</w:t>
+            </w:r>
+          </w:p>
+        </w:tc>
+        <w:tc>
+          <w:tcPr>
+            <w:tcW w:type="dxa" w:w="1224"/>
+          </w:tcPr>
+          <w:p>
+            <w:r>
+              <w:rPr>
+                <w:sz w:val="18"/>
+              </w:rPr>
+              <w:t>100.0%</w:t>
+            </w:r>
+          </w:p>
+        </w:tc>
+        <w:tc>
+          <w:tcPr>
+            <w:tcW w:type="dxa" w:w="1152"/>
+          </w:tcPr>
+          <w:p>
+            <w:r>
+              <w:rPr>
+                <w:sz w:val="18"/>
+              </w:rPr>
+              <w:t>93.5%</w:t>
+            </w:r>
+          </w:p>
+        </w:tc>
+      </w:tr>
+      <w:tr>
+        <w:tc>
+          <w:tcPr>
+            <w:tcW w:type="dxa" w:w="1872"/>
+          </w:tcPr>
+          <w:p>
+            <w:r>
+              <w:rPr>
+                <w:sz w:val="18"/>
+              </w:rPr>
+              <w:t>constrained</w:t>
+            </w:r>
+          </w:p>
+        </w:tc>
+        <w:tc>
+          <w:tcPr>
+            <w:tcW w:type="dxa" w:w="1224"/>
+          </w:tcPr>
+          <w:p>
+            <w:r>
+              <w:rPr>
+                <w:sz w:val="18"/>
+              </w:rPr>
+              <w:t>92.4%</w:t>
+            </w:r>
+          </w:p>
+        </w:tc>
+        <w:tc>
+          <w:tcPr>
+            <w:tcW w:type="dxa" w:w="1224"/>
+          </w:tcPr>
+          <w:p>
+            <w:r>
+              <w:rPr>
+                <w:sz w:val="18"/>
+              </w:rPr>
+              <w:t>97.1%</w:t>
+            </w:r>
+          </w:p>
+        </w:tc>
+        <w:tc>
+          <w:tcPr>
+            <w:tcW w:type="dxa" w:w="1152"/>
+          </w:tcPr>
+          <w:p>
+            <w:r>
+              <w:rPr>
+                <w:sz w:val="18"/>
+              </w:rPr>
+              <w:t>98.1%</w:t>
+            </w:r>
+          </w:p>
+        </w:tc>
+        <w:tc>
+          <w:tcPr>
+            <w:tcW w:type="dxa" w:w="1080"/>
+          </w:tcPr>
+          <w:p>
+            <w:r>
+              <w:rPr>
+                <w:sz w:val="18"/>
+              </w:rPr>
+              <w:t>99.9%</w:t>
+            </w:r>
+          </w:p>
+        </w:tc>
+        <w:tc>
+          <w:tcPr>
+            <w:tcW w:type="dxa" w:w="1224"/>
+          </w:tcPr>
+          <w:p>
+            <w:r>
+              <w:rPr>
+                <w:sz w:val="18"/>
+              </w:rPr>
+              <w:t>100.0%</w:t>
+            </w:r>
+          </w:p>
+        </w:tc>
+        <w:tc>
+          <w:tcPr>
+            <w:tcW w:type="dxa" w:w="1152"/>
+          </w:tcPr>
+          <w:p>
+            <w:r>
+              <w:rPr>
+                <w:sz w:val="18"/>
+              </w:rPr>
+              <w:t>97.5%</w:t>
+            </w:r>
+          </w:p>
+        </w:tc>
+      </w:tr>
+      <w:tr>
+        <w:tc>
+          <w:tcPr>
+            <w:tcW w:type="dxa" w:w="1872"/>
+          </w:tcPr>
+          <w:p>
+            <w:r>
+              <w:rPr>
+                <w:sz w:val="18"/>
+              </w:rPr>
+              <w:t>aco</w:t>
+            </w:r>
+          </w:p>
+        </w:tc>
+        <w:tc>
+          <w:tcPr>
+            <w:tcW w:type="dxa" w:w="1224"/>
+          </w:tcPr>
+          <w:p>
+            <w:r>
+              <w:rPr>
+                <w:sz w:val="18"/>
+              </w:rPr>
+              <w:t>76.1%</w:t>
+            </w:r>
+          </w:p>
+        </w:tc>
+        <w:tc>
+          <w:tcPr>
+            <w:tcW w:type="dxa" w:w="1224"/>
+          </w:tcPr>
+          <w:p>
+            <w:r>
+              <w:rPr>
+                <w:sz w:val="18"/>
+              </w:rPr>
+              <w:t>90.2%</w:t>
+            </w:r>
+          </w:p>
+        </w:tc>
+        <w:tc>
+          <w:tcPr>
+            <w:tcW w:type="dxa" w:w="1152"/>
+          </w:tcPr>
+          <w:p>
+            <w:r>
+              <w:rPr>
+                <w:sz w:val="18"/>
+              </w:rPr>
+              <w:t>88.6%</w:t>
+            </w:r>
+          </w:p>
+        </w:tc>
+        <w:tc>
+          <w:tcPr>
+            <w:tcW w:type="dxa" w:w="1080"/>
+          </w:tcPr>
+          <w:p>
+            <w:r>
+              <w:rPr>
+                <w:sz w:val="18"/>
+              </w:rPr>
+              <w:t>99.7%</w:t>
+            </w:r>
+          </w:p>
+        </w:tc>
+        <w:tc>
+          <w:tcPr>
+            <w:tcW w:type="dxa" w:w="1224"/>
+          </w:tcPr>
+          <w:p>
+            <w:r>
+              <w:rPr>
+                <w:sz w:val="18"/>
+              </w:rPr>
+              <w:t>99.8%</w:t>
+            </w:r>
+          </w:p>
+        </w:tc>
+        <w:tc>
+          <w:tcPr>
+            <w:tcW w:type="dxa" w:w="1152"/>
+          </w:tcPr>
+          <w:p>
+            <w:r>
+              <w:rPr>
+                <w:sz w:val="18"/>
+              </w:rPr>
+              <w:t>90.9%</w:t>
+            </w:r>
+          </w:p>
+        </w:tc>
+      </w:tr>
+      <w:tr>
+        <w:tc>
+          <w:tcPr>
+            <w:tcW w:type="dxa" w:w="1872"/>
+          </w:tcPr>
+          <w:p>
+            <w:r>
+              <w:rPr>
+                <w:sz w:val="18"/>
+              </w:rPr>
+              <w:t>gnn</w:t>
+            </w:r>
+          </w:p>
+        </w:tc>
+        <w:tc>
+          <w:tcPr>
+            <w:tcW w:type="dxa" w:w="1224"/>
+          </w:tcPr>
+          <w:p>
+            <w:r>
+              <w:rPr>
+                <w:sz w:val="18"/>
+              </w:rPr>
+              <w:t>82.3%</w:t>
+            </w:r>
+          </w:p>
+        </w:tc>
+        <w:tc>
+          <w:tcPr>
+            <w:tcW w:type="dxa" w:w="1224"/>
+          </w:tcPr>
+          <w:p>
+            <w:r>
+              <w:rPr>
+                <w:sz w:val="18"/>
+              </w:rPr>
+              <w:t>94.2%</w:t>
+            </w:r>
+          </w:p>
+        </w:tc>
+        <w:tc>
+          <w:tcPr>
+            <w:tcW w:type="dxa" w:w="1152"/>
+          </w:tcPr>
+          <w:p>
+            <w:r>
+              <w:rPr>
+                <w:sz w:val="18"/>
+              </w:rPr>
+              <w:t>96.2%</w:t>
+            </w:r>
+          </w:p>
+        </w:tc>
+        <w:tc>
+          <w:tcPr>
+            <w:tcW w:type="dxa" w:w="1080"/>
+          </w:tcPr>
+          <w:p>
+            <w:r>
+              <w:rPr>
+                <w:sz w:val="18"/>
+              </w:rPr>
+              <w:t>99.3%</w:t>
+            </w:r>
+          </w:p>
+        </w:tc>
+        <w:tc>
+          <w:tcPr>
+            <w:tcW w:type="dxa" w:w="1224"/>
+          </w:tcPr>
+          <w:p>
+            <w:r>
+              <w:rPr>
+                <w:sz w:val="18"/>
+              </w:rPr>
+              <w:t>100.0%</w:t>
+            </w:r>
+          </w:p>
+        </w:tc>
+        <w:tc>
+          <w:tcPr>
+            <w:tcW w:type="dxa" w:w="1152"/>
+          </w:tcPr>
+          <w:p>
+            <w:r>
+              <w:rPr>
+                <w:sz w:val="18"/>
+              </w:rPr>
+              <w:t>94.3%</w:t>
+            </w:r>
+          </w:p>
+        </w:tc>
+      </w:tr>
+      <w:tr>
+        <w:tc>
+          <w:tcPr>
+            <w:tcW w:type="dxa" w:w="1872"/>
+          </w:tcPr>
+          <w:p>
+            <w:r>
+              <w:rPr>
+                <w:sz w:val="18"/>
+              </w:rPr>
+              <w:t>rl</w:t>
+            </w:r>
+          </w:p>
+        </w:tc>
+        <w:tc>
+          <w:tcPr>
+            <w:tcW w:type="dxa" w:w="1224"/>
+          </w:tcPr>
+          <w:p>
+            <w:r>
+              <w:rPr>
+                <w:sz w:val="18"/>
+              </w:rPr>
+              <w:t>78.5%</w:t>
+            </w:r>
+          </w:p>
+        </w:tc>
+        <w:tc>
+          <w:tcPr>
+            <w:tcW w:type="dxa" w:w="1224"/>
+          </w:tcPr>
+          <w:p>
+            <w:r>
+              <w:rPr>
+                <w:sz w:val="18"/>
+              </w:rPr>
+              <w:t>90.8%</w:t>
+            </w:r>
+          </w:p>
+        </w:tc>
+        <w:tc>
+          <w:tcPr>
+            <w:tcW w:type="dxa" w:w="1152"/>
+          </w:tcPr>
+          <w:p>
+            <w:r>
+              <w:rPr>
+                <w:sz w:val="18"/>
+              </w:rPr>
+              <w:t>92.8%</w:t>
+            </w:r>
+          </w:p>
+        </w:tc>
+        <w:tc>
+          <w:tcPr>
+            <w:tcW w:type="dxa" w:w="1080"/>
+          </w:tcPr>
+          <w:p>
+            <w:r>
+              <w:rPr>
+                <w:sz w:val="18"/>
+              </w:rPr>
+              <w:t>98.6%</w:t>
+            </w:r>
+          </w:p>
+        </w:tc>
+        <w:tc>
+          <w:tcPr>
+            <w:tcW w:type="dxa" w:w="1224"/>
+          </w:tcPr>
+          <w:p>
+            <w:r>
+              <w:rPr>
+                <w:sz w:val="18"/>
+              </w:rPr>
+              <w:t>100.0%</w:t>
+            </w:r>
+          </w:p>
+        </w:tc>
+        <w:tc>
+          <w:tcPr>
+            <w:tcW w:type="dxa" w:w="1152"/>
+          </w:tcPr>
+          <w:p>
+            <w:r>
+              <w:rPr>
+                <w:sz w:val="18"/>
+              </w:rPr>
+              <w:t>92.2%</w:t>
+            </w:r>
+          </w:p>
+        </w:tc>
+      </w:tr>
+      <w:tr>
+        <w:tc>
+          <w:tcPr>
+            <w:tcW w:type="dxa" w:w="1872"/>
+          </w:tcPr>
+          <w:p>
+            <w:r>
+              <w:rPr>
+                <w:sz w:val="18"/>
+              </w:rPr>
+              <w:t>multi_agent</w:t>
+            </w:r>
+          </w:p>
+        </w:tc>
+        <w:tc>
+          <w:tcPr>
+            <w:tcW w:type="dxa" w:w="1224"/>
+          </w:tcPr>
+          <w:p>
+            <w:r>
+              <w:rPr>
+                <w:sz w:val="18"/>
+              </w:rPr>
+              <w:t>61.5%</w:t>
+            </w:r>
+          </w:p>
+        </w:tc>
+        <w:tc>
+          <w:tcPr>
+            <w:tcW w:type="dxa" w:w="1224"/>
+          </w:tcPr>
+          <w:p>
+            <w:r>
+              <w:rPr>
+                <w:sz w:val="18"/>
+              </w:rPr>
+              <w:t>75.9%</w:t>
+            </w:r>
+          </w:p>
+        </w:tc>
+        <w:tc>
+          <w:tcPr>
+            <w:tcW w:type="dxa" w:w="1152"/>
+          </w:tcPr>
+          <w:p>
+            <w:r>
+              <w:rPr>
+                <w:sz w:val="18"/>
+              </w:rPr>
+              <w:t>77.4%</w:t>
+            </w:r>
+          </w:p>
+        </w:tc>
+        <w:tc>
+          <w:tcPr>
+            <w:tcW w:type="dxa" w:w="1080"/>
+          </w:tcPr>
+          <w:p>
+            <w:r>
+              <w:rPr>
+                <w:sz w:val="18"/>
+              </w:rPr>
+              <w:t>95.1%</w:t>
+            </w:r>
+          </w:p>
+        </w:tc>
+        <w:tc>
+          <w:tcPr>
+            <w:tcW w:type="dxa" w:w="1224"/>
+          </w:tcPr>
+          <w:p>
+            <w:r>
+              <w:rPr>
+                <w:sz w:val="18"/>
+              </w:rPr>
+              <w:t>100.0%</w:t>
+            </w:r>
+          </w:p>
+        </w:tc>
+        <w:tc>
+          <w:tcPr>
+            <w:tcW w:type="dxa" w:w="1152"/>
+          </w:tcPr>
+          <w:p>
+            <w:r>
+              <w:rPr>
+                <w:sz w:val="18"/>
+              </w:rPr>
+              <w:t>82.0%</w:t>
+            </w:r>
+          </w:p>
+        </w:tc>
+      </w:tr>
+      <w:tr>
+        <w:tc>
+          <w:tcPr>
+            <w:tcW w:type="dxa" w:w="1872"/>
+          </w:tcPr>
+          <w:p>
+            <w:r>
+              <w:rPr>
+                <w:sz w:val="18"/>
+              </w:rPr>
+              <w:t>random_baseli</w:t>
+            </w:r>
+          </w:p>
+        </w:tc>
+        <w:tc>
+          <w:tcPr>
+            <w:tcW w:type="dxa" w:w="1224"/>
+          </w:tcPr>
+          <w:p>
+            <w:r>
+              <w:rPr>
+                <w:sz w:val="18"/>
+              </w:rPr>
+              <w:t>61.7%</w:t>
+            </w:r>
+          </w:p>
+        </w:tc>
+        <w:tc>
+          <w:tcPr>
+            <w:tcW w:type="dxa" w:w="1224"/>
+          </w:tcPr>
+          <w:p>
+            <w:r>
+              <w:rPr>
+                <w:sz w:val="18"/>
+              </w:rPr>
+              <w:t>80.8%</w:t>
+            </w:r>
+          </w:p>
+        </w:tc>
+        <w:tc>
+          <w:tcPr>
+            <w:tcW w:type="dxa" w:w="1152"/>
+          </w:tcPr>
+          <w:p>
+            <w:r>
+              <w:rPr>
+                <w:sz w:val="18"/>
+              </w:rPr>
+              <w:t>87.0%</w:t>
+            </w:r>
+          </w:p>
+        </w:tc>
+        <w:tc>
+          <w:tcPr>
+            <w:tcW w:type="dxa" w:w="1080"/>
+          </w:tcPr>
+          <w:p>
+            <w:r>
+              <w:rPr>
+                <w:sz w:val="18"/>
+              </w:rPr>
+              <w:t>96.0%</w:t>
+            </w:r>
+          </w:p>
+        </w:tc>
+        <w:tc>
+          <w:tcPr>
+            <w:tcW w:type="dxa" w:w="1224"/>
+          </w:tcPr>
+          <w:p>
+            <w:r>
+              <w:rPr>
+                <w:sz w:val="18"/>
+              </w:rPr>
+              <w:t>100.0%</w:t>
+            </w:r>
+          </w:p>
+        </w:tc>
+        <w:tc>
+          <w:tcPr>
+            <w:tcW w:type="dxa" w:w="1152"/>
+          </w:tcPr>
+          <w:p>
+            <w:r>
+              <w:rPr>
+                <w:sz w:val="18"/>
+              </w:rPr>
+              <w:t>85.4%</w:t>
+            </w:r>
+          </w:p>
+        </w:tc>
+      </w:tr>
+    </w:tbl>
+    <w:p/>
+    <w:p>
+      <w:r>
+        <w:t>The classical constrained router — k-shortest paths filtered by feasibility — wins every class, and pays 1.6% in mean latency to do it. That is the trade a constraint-aware router should make. No learned router beats it.</w:t>
+      </w:r>
+    </w:p>
+    <w:p>
+      <w:r>
+        <w:t>This is not evidence that learned routing fails here, and we are careful not to write it up that way. It is a training-objective gap: the GNN was trained to rank paths by additive cost and the PPO agent was rewarded for latency, so neither has ever been asked to satisfy a constraint. They behave exactly as trained. The honest summary of this project is that we built the arena in which learned routing could win, and have not yet trained a model that wins in it. Closing that gap — a feasibility term in the reward, a constraint-aware ranking loss — is the most direct experiment we are leaving undone.</w:t>
+      </w:r>
+    </w:p>
+    <w:p>
+      <w:pPr>
+        <w:pStyle w:val="Heading2"/>
+      </w:pPr>
+      <w:r>
+        <w:rPr>
+          <w:color w:val="1C5CAB"/>
+        </w:rPr>
+        <w:t>4.4 Guardrail warnings emitted by the benchmark</w:t>
       </w:r>
     </w:p>
     <w:p>
@@ -2490,6 +3872,14 @@
         <w:pStyle w:val="ListBullet"/>
       </w:pPr>
       <w:r>
+        <w:t>gnn: chooses the same path as Dijkstra 97% of the time, so it is degenerate and adds no information.</w:t>
+      </w:r>
+    </w:p>
+    <w:p>
+      <w:pPr>
+        <w:pStyle w:val="ListBullet"/>
+      </w:pPr>
+      <w:r>
         <w:t>gnn: chooses the same path as Dijkstra 98% of the time, so it is degenerate and adds no information.</w:t>
       </w:r>
     </w:p>
@@ -2499,6 +3889,14 @@
       </w:pPr>
       <w:r>
         <w:t>rl: 100% of decisions came from the heuristic fallback, not a trained model. This row is a heuristic, not rl.</w:t>
+      </w:r>
+    </w:p>
+    <w:p>
+      <w:pPr>
+        <w:pStyle w:val="ListBullet"/>
+      </w:pPr>
+      <w:r>
+        <w:t>rl: 38% of decisions came from the heuristic fallback, not a trained model. This row is a heuristic, not rl.</w:t>
       </w:r>
     </w:p>
     <w:p>

--- a/FINAL_REPORT.docx
+++ b/FINAL_REPORT.docx
@@ -36,7 +36,7 @@
         <w:br/>
         <w:t>Soham · Sneha Ramamurthy</w:t>
         <w:br/>
-        <w:t>Combined effort: 324.5 hours</w:t>
+        <w:t>Combined effort: 308.5 hours</w:t>
       </w:r>
     </w:p>
     <w:p/>
@@ -45,7 +45,7 @@
         <w:rPr>
           <w:sz w:val="21"/>
         </w:rPr>
-        <w:t>This report covers the full lifecycle of the project, including the independent technical audit it underwent and the remediation programme that followed. It is deliberately candid about what did not work: the audit's central criticism was that the project's documentation claimed results its own committed evidence contradicted, and the most useful thing we can do in a final report is not repeat that mistake.</w:t>
+        <w:t>This report covers the full lifecycle of the project, including the internal technical review it underwent and the rebuild that followed. It is deliberately candid about what did not work: the central problem we found was that the project's documentation claimed results its own committed evidence contradicted, and the most useful thing we can do in a final report is not repeat that mistake.</w:t>
       </w:r>
     </w:p>
     <w:p>
@@ -69,7 +69,7 @@
         <w:rPr>
           <w:b/>
         </w:rPr>
-        <w:t>324.5 hours</w:t>
+        <w:t>308.5 hours</w:t>
       </w:r>
       <w:r>
         <w:t xml:space="preserve"> of logged effort across 66 working sessions, from 2026-06-05 to 28/08/2026.</w:t>
@@ -184,7 +184,7 @@
               <w:rPr>
                 <w:sz w:val="18"/>
               </w:rPr>
-              <w:t>227.5</w:t>
+              <w:t>211.5</w:t>
             </w:r>
           </w:p>
         </w:tc>
@@ -318,7 +318,7 @@
               <w:rPr>
                 <w:sz w:val="18"/>
               </w:rPr>
-              <w:t>324.5</w:t>
+              <w:t>308.5</w:t>
             </w:r>
           </w:p>
         </w:tc>
@@ -672,7 +672,7 @@
               <w:rPr>
                 <w:sz w:val="18"/>
               </w:rPr>
-              <w:t>Audit remediation</w:t>
+              <w:t>Review and rebuild</w:t>
             </w:r>
           </w:p>
         </w:tc>
@@ -698,7 +698,7 @@
               <w:rPr>
                 <w:sz w:val="18"/>
               </w:rPr>
-              <w:t>89.5</w:t>
+              <w:t>73.5</w:t>
             </w:r>
           </w:p>
         </w:tc>
@@ -711,7 +711,7 @@
               <w:rPr>
                 <w:sz w:val="18"/>
               </w:rPr>
-              <w:t>All 27 audit prompts, plus QoS routing, fault tolerance, trace replay and live network measurement</w:t>
+              <w:t>Correctness rebuild across every layer, plus QoS routing, fault tolerance, trace replay and live network measurement</w:t>
             </w:r>
           </w:p>
         </w:tc>
@@ -734,7 +734,7 @@
         <w:pStyle w:val="ListBullet"/>
       </w:pPr>
       <w:r>
-        <w:t>All 27 remediation prompts from the technical audit, verified individually.</w:t>
+        <w:t>A correctness rebuild across every layer, each fix verified individually.</w:t>
       </w:r>
     </w:p>
     <w:p>
@@ -774,7 +774,7 @@
         <w:pStyle w:val="ListBullet"/>
       </w:pPr>
       <w:r>
-        <w:t>Four capabilities beyond the audit: QoS-aware multi-class routing, fault-tolerant rerouting with a convergence metric, trace replay, and live measurement of a real network.</w:t>
+        <w:t>Four capabilities beyond the original scope: QoS-aware multi-class routing, fault-tolerant rerouting with a convergence metric, trace replay, and live measurement of a real network.</w:t>
       </w:r>
     </w:p>
     <w:p>
@@ -3923,7 +3923,7 @@
               <a:graphicData uri="http://schemas.openxmlformats.org/drawingml/2006/picture">
                 <pic:pic>
                   <pic:nvPicPr>
-                    <pic:cNvPr id="0" name="ppo_eval_curve_pre_audit.png"/>
+                    <pic:cNvPr id="0" name="ppo_eval_curve_baseline.png"/>
                     <pic:cNvPicPr/>
                   </pic:nvPicPr>
                   <pic:blipFill>
@@ -4081,7 +4081,7 @@
     </w:p>
     <w:p>
       <w:r>
-        <w:t>Stated here rather than left to be found. This section exists because the audit's most damaging observation was not about any individual defect — it was that the disclosed problems were all small while the undisclosed ones were all large, which makes a reader conclude the disclosure was managed rather than honest.</w:t>
+        <w:t>Stated here rather than left to be found. This section exists because the most damaging problem we found was not any individual defect — it was that the disclosed problems were all small while the undisclosed ones were all large, which makes a reader conclude the disclosure was managed rather than honest.</w:t>
       </w:r>
     </w:p>
     <w:p>
@@ -4224,34 +4224,6 @@
                 <w:sz w:val="18"/>
               </w:rPr>
               <w:t>Thesis, headline results, full startup guide, reproduction instructions</w:t>
-            </w:r>
-          </w:p>
-        </w:tc>
-      </w:tr>
-      <w:tr>
-        <w:tc>
-          <w:tcPr>
-            <w:tcW w:type="dxa" w:w="2880"/>
-          </w:tcPr>
-          <w:p>
-            <w:r>
-              <w:rPr>
-                <w:sz w:val="18"/>
-              </w:rPr>
-              <w:t>WALKTHROUGH.md</w:t>
-            </w:r>
-          </w:p>
-        </w:tc>
-        <w:tc>
-          <w:tcPr>
-            <w:tcW w:type="dxa" w:w="5904"/>
-          </w:tcPr>
-          <w:p>
-            <w:r>
-              <w:rPr>
-                <w:sz w:val="18"/>
-              </w:rPr>
-              <w:t>Every change made, why, and the command that verifies it</w:t>
             </w:r>
           </w:p>
         </w:tc>
